--- a/docs/manuals/06-心情日历-用户操作手册.docx
+++ b/docs/manuals/06-心情日历-用户操作手册.docx
@@ -244,7 +244,7 @@
                 <w:color w:val="000000"/>
                 <w:sz w:val="20"/>
               </w:rPr>
-              <w:t>仓库基线 21c7fc9  功能代码基线 cb6e6b9</w:t>
+              <w:t>仓库与功能代码基线 160f96e</w:t>
             </w:r>
           </w:p>
         </w:tc>
@@ -305,7 +305,7 @@
                 <w:color w:val="000000"/>
                 <w:sz w:val="20"/>
               </w:rPr>
-              <w:t>2026年9月18日</w:t>
+              <w:t>2026年9月20日</w:t>
             </w:r>
           </w:p>
         </w:tc>
@@ -1440,7 +1440,7 @@
           <w:color w:val="000000"/>
           <w:sz w:val="22"/>
         </w:rPr>
-        <w:t>先使用普通测试记录熟悉日历，再从“照护”进入新增模块。本轮回归重点是照护链路，原有日历、天气和设置的所有交互尚未完成全量验证。</w:t>
+        <w:t>先使用普通测试记录熟悉日历，再从“照护”进入新增模块。原有首页、日历、编辑、分析和设置已统一主题并补充横屏、大字体滚动适配；当前真机证据覆盖首页、日历和分析，设置、编辑和详情仍需补充完整多状态交互验证。</w:t>
       </w:r>
     </w:p>
     <w:p>
@@ -1920,7 +1920,7 @@
           <w:color w:val="000000"/>
           <w:sz w:val="22"/>
         </w:rPr>
-        <w:t>3 满足观察期、复测、到期任务和安全关注条件后，填写理由申请退出。教师在工作台退出审核入口批准或驳回；不满足条件时按照提示继续随访。</w:t>
+        <w:t>3 满足观察期、复测、到期任务和安全关注条件后，填写理由申请退出。教师在“教师预警工作台”的“AA退出待审核”列表填写审核依据并批准或驳回；不满足条件时按照提示继续随访。</w:t>
       </w:r>
     </w:p>
     <w:p>
@@ -2583,7 +2583,7 @@
           <w:color w:val="000000"/>
           <w:sz w:val="22"/>
         </w:rPr>
-        <w:t>构建及环境说明见仓库README；分模块验证见 docs/testing/2026-09-18-功能测试报告.md；界面改版见 docs/testing/2026-09-18-UI优化验收.md。</w:t>
+        <w:t>本次同步后，应用默认跟随系统主题；演示设备已恢复浅色、标准字体和竖屏。教师在统一工作台列表中处理预警和AA退出申请，不再切换到单独的退出审核页面。验证依据：docs/testing/ 下的 2026-09-18-功能测试报告.md、2026-09-18-UI优化验收.md 和 2026-09-19-界面适配与入口整合报告.md。各报告对应当次测试边界；最新代码以 160f96e 为准。</w:t>
       </w:r>
     </w:p>
     <w:sectPr>

--- a/docs/manuals/06-心情日历-用户操作手册.docx
+++ b/docs/manuals/06-心情日历-用户操作手册.docx
@@ -232,19 +232,8 @@
             </w:tcMar>
           </w:tcPr>
           <w:p>
-            <w:pPr>
-              <w:keepNext w:val="0"/>
-              <w:spacing w:after="0" w:line="252" w:lineRule="auto"/>
-            </w:pPr>
             <w:r>
-              <w:rPr>
-                <w:rFonts w:ascii="Calibri" w:hAnsi="Calibri" w:eastAsia="微软雅黑"/>
-                <w:b w:val="0"/>
-                <w:i w:val="0"/>
-                <w:color w:val="000000"/>
-                <w:sz w:val="20"/>
-              </w:rPr>
-              <w:t>仓库与功能代码基线 160f96e</w:t>
+              <w:t>仓库与功能代码基线 698d6fe</w:t>
             </w:r>
           </w:p>
         </w:tc>
@@ -293,19 +282,8 @@
             </w:tcMar>
           </w:tcPr>
           <w:p>
-            <w:pPr>
-              <w:keepNext w:val="0"/>
-              <w:spacing w:after="0" w:line="252" w:lineRule="auto"/>
-            </w:pPr>
             <w:r>
-              <w:rPr>
-                <w:rFonts w:ascii="Calibri" w:hAnsi="Calibri" w:eastAsia="微软雅黑"/>
-                <w:b w:val="0"/>
-                <w:i w:val="0"/>
-                <w:color w:val="000000"/>
-                <w:sz w:val="20"/>
-              </w:rPr>
-              <w:t>2026年9月20日</w:t>
+              <w:t>2026年9月22日</w:t>
             </w:r>
           </w:p>
         </w:tc>
@@ -587,14 +565,7 @@
         <w:spacing w:after="20" w:line="252" w:lineRule="auto"/>
       </w:pPr>
       <w:r>
-        <w:rPr>
-          <w:rFonts w:ascii="Calibri" w:hAnsi="Calibri" w:eastAsia="微软雅黑"/>
-          <w:b w:val="0"/>
-          <w:i w:val="0"/>
-          <w:color w:val="000000"/>
-          <w:sz w:val="22"/>
-        </w:rPr>
-        <w:t>7 常见问题</w:t>
+        <w:t>7 常见问题    8 新增功能操作</w:t>
       </w:r>
     </w:p>
     <w:p>
@@ -2586,6 +2557,57 @@
         <w:t>本次同步后，应用默认跟随系统主题；演示设备已恢复浅色、标准字体和竖屏。教师在统一工作台列表中处理预警和AA退出申请，不再切换到单独的退出审核页面。验证依据：docs/testing/ 下的 2026-09-18-功能测试报告.md、2026-09-18-UI优化验收.md 和 2026-09-19-界面适配与入口整合报告.md。各报告对应当次测试边界；最新代码以 160f96e 为准。</w:t>
       </w:r>
     </w:p>
+    <w:p>
+      <w:pPr>
+        <w:pStyle w:val="Heading1"/>
+      </w:pPr>
+      <w:r>
+        <w:rPr>
+          <w:color w:val="000000"/>
+        </w:rPr>
+        <w:t>8 新增功能操作</w:t>
+      </w:r>
+    </w:p>
+    <w:p>
+      <w:pPr>
+        <w:spacing w:after="120"/>
+      </w:pPr>
+      <w:r>
+        <w:t>查看趋势：进入底部分析，选择情绪趋势。折线按天显示；周趋势和月趋势在数据不足时会说明所需记录量。自我反思用于回顾，不是医学诊断。</w:t>
+      </w:r>
+    </w:p>
+    <w:p>
+      <w:pPr>
+        <w:spacing w:after="120"/>
+      </w:pPr>
+      <w:r>
+        <w:t>查看量表结果：在分析中选择量表评估，点击开始填写或再次评估。提交成功后确认结果卡，点击完成并返回；重新进入量表评估即可查看历史。</w:t>
+      </w:r>
+    </w:p>
+    <w:p>
+      <w:pPr>
+        <w:spacing w:after="120"/>
+      </w:pPr>
+      <w:r>
+        <w:t>编辑纪念日：进入重要日子，点击已有卡片，修改标题、日期或倒计时后保存。日期必须使用YYYY-MM-DD格式。删除仍使用卡片右侧删除按钮。</w:t>
+      </w:r>
+    </w:p>
+    <w:p>
+      <w:pPr>
+        <w:spacing w:after="120"/>
+      </w:pPr>
+      <w:r>
+        <w:t>查看当天内容：首页记录此刻区域可左右滑动当天记录，今日收获与时光回流显示最近一条文字。点击进入日期详情可查看当日复盘和逐条记录。</w:t>
+      </w:r>
+    </w:p>
+    <w:p>
+      <w:pPr>
+        <w:spacing w:after="120"/>
+      </w:pPr>
+      <w:r>
+        <w:t>查看AA演示：进入我的AA随访，点击查看演示数据。演示任务不会改变本人数据；点击返回我的数据退出演示。</w:t>
+      </w:r>
+    </w:p>
     <w:sectPr>
       <w:footerReference w:type="default" r:id="rId9"/>
       <w:pgSz w:w="12240" w:h="15840"/>

--- a/docs/manuals/06-心情日历-用户操作手册.docx
+++ b/docs/manuals/06-心情日历-用户操作手册.docx
@@ -2608,6 +2608,34 @@
         <w:t>查看AA演示：进入我的AA随访，点击查看演示数据。演示任务不会改变本人数据；点击返回我的数据退出演示。</w:t>
       </w:r>
     </w:p>
+    <w:p>
+      <w:r>
+        <w:br w:type="page"/>
+      </w:r>
+    </w:p>
+    <w:p>
+      <w:pPr>
+        <w:pStyle w:val="Heading1"/>
+      </w:pPr>
+      <w:r>
+        <w:t>9 使用深度洞察</w:t>
+      </w:r>
+    </w:p>
+    <w:p>
+      <w:r>
+        <w:t>打开底部“分析”，页面默认进入“深度洞察”。点击“开始自我反思”，依次思考发生的事实、最先出现的想法以及支持或不支持该想法的证据。点击日期回看按钮可查看当天记录，点击“写下此刻的想法”可创建新的心情记录。</w:t>
+      </w:r>
+    </w:p>
+    <w:p>
+      <w:r>
+        <w:t>在“记录规律”查看最近连续天数、最长连续天数、情绪波动和常用记录时段。点击高点或低点按钮可进入相应日期。左右滑动“最近记录”卡片可浏览本月记录，点击卡片查看当天详情。</w:t>
+      </w:r>
+    </w:p>
+    <w:p>
+      <w:r>
+        <w:t>如果状态提醒建议进一步了解，点击“进行PHQ-9 / GAD-7自评”。深度洞察和量表结果仅用于自我了解与筛查，不是医学诊断。若出现伤害自己或他人的想法，应立即联系当地紧急服务、学校心理中心或可信任的人。</w:t>
+      </w:r>
+    </w:p>
     <w:sectPr>
       <w:footerReference w:type="default" r:id="rId9"/>
       <w:pgSz w:w="12240" w:h="15840"/>

--- a/docs/manuals/06-心情日历-用户操作手册.docx
+++ b/docs/manuals/06-心情日历-用户操作手册.docx
@@ -2636,6 +2636,39 @@
         <w:t>如果状态提醒建议进一步了解，点击“进行PHQ-9 / GAD-7自评”。深度洞察和量表结果仅用于自我了解与筛查，不是医学诊断。若出现伤害自己或他人的想法，应立即联系当地紧急服务、学校心理中心或可信任的人。</w:t>
       </w:r>
     </w:p>
+    <w:p>
+      <w:r>
+        <w:br w:type="page"/>
+      </w:r>
+    </w:p>
+    <w:p>
+      <w:pPr>
+        <w:pStyle w:val="Heading1"/>
+      </w:pPr>
+      <w:r>
+        <w:t>10 使用学生和教师独立入口</w:t>
+      </w:r>
+    </w:p>
+    <w:p>
+      <w:r>
+        <w:t>启动应用后进入独立演示入口。选择学生演示入口可进入个人空间；选择教师演示入口可进入预警工作台。演示入口只用于项目展示，正式系统应使用学校账号登录并由系统自动分配角色。</w:t>
+      </w:r>
+    </w:p>
+    <w:p>
+      <w:r>
+        <w:t>学生端从“情绪日历”记录心情、点击本月日期查看记录或进入量表；从“数据洞察”查看趋势和量表历史；从“随访任务”完成打卡、复测或退出申请；从“我的”管理健康授权、本人原始数据、删除操作和设置。学生页面不会显示教师工单。</w:t>
+      </w:r>
+    </w:p>
+    <w:p>
+      <w:r>
+        <w:t>教师端默认打开待确认队列。点击预警卡片查看脱敏摘要，根据当前状态执行确认、启动干预、填写联系及处理记录或查看已结束结果。评估提醒、安全预警和辅助标签分开显示。教师端不能查看学生日记原文、逐题答案和原始健康数据。</w:t>
+      </w:r>
+    </w:p>
+    <w:p>
+      <w:r>
+        <w:t>教师工单已结束不等于学生随访全部结束。学生随访任务、退出申请和教师退出审核按各自状态继续。需要更换演示身份时，先在账号设置或我的页面退出当前演示，再从独立入口进入另一身份。</w:t>
+      </w:r>
+    </w:p>
     <w:sectPr>
       <w:footerReference w:type="default" r:id="rId9"/>
       <w:pgSz w:w="12240" w:h="15840"/>
